--- a/word/001 - Foreword.docx
+++ b/word/001 - Foreword.docx
@@ -86,6 +86,9 @@
       </w:r>
       <w:r>
         <w:t>engineers</w:t>
+      </w:r>
+      <w:r>
+        <w:t>.</w:t>
       </w:r>
     </w:p>
     <w:tbl>
@@ -118,7 +121,6 @@
           <w:tcPr>
             <w:tcW w:w="0" w:type="auto"/>
           </w:tcPr>
-          <w:p/>
           <w:p>
             <w:r>
               <w:rPr>
@@ -1596,19 +1598,7 @@
         <w:rPr>
           <w:rFonts w:eastAsiaTheme="minorHAnsi"/>
         </w:rPr>
-        <w:t xml:space="preserve"> </w:t>
-      </w:r>
-      <w:r>
-        <w:rPr>
-          <w:rFonts w:eastAsiaTheme="minorHAnsi"/>
-        </w:rPr>
-        <w:t>translated</w:t>
-      </w:r>
-      <w:r>
-        <w:rPr>
-          <w:rFonts w:eastAsiaTheme="minorHAnsi"/>
-        </w:rPr>
-        <w:t xml:space="preserve"> message</w:t>
+        <w:t xml:space="preserve"> translated message</w:t>
       </w:r>
       <w:r>
         <w:rPr>
@@ -3575,6 +3565,7 @@
   <w:style w:type="character" w:default="1" w:styleId="DefaultParagraphFont">
     <w:name w:val="Default Paragraph Font"/>
     <w:uiPriority w:val="1"/>
+    <w:semiHidden/>
     <w:unhideWhenUsed/>
   </w:style>
   <w:style w:type="table" w:default="1" w:styleId="TableNormal">
